--- a/Trapezoidal movement equations.docx
+++ b/Trapezoidal movement equations.docx
@@ -48,6 +48,8 @@
         <w:spacing w:after="0" w:line="240" w:lineRule="auto"/>
         <w:rPr>
           <w:rFonts w:ascii="Times New Roman" w:eastAsia="Times New Roman" w:hAnsi="Times New Roman" w:cs="Times New Roman"/>
+          <w:i/>
+          <w:iCs/>
           <w:sz w:val="24"/>
           <w:szCs w:val="24"/>
           <w:lang w:eastAsia="en-GB"/>
@@ -110,17 +112,6 @@
           </wp:inline>
         </w:drawing>
       </w:r>
-      <w:r>
-        <w:rPr>
-          <w:rFonts w:ascii="Times New Roman" w:eastAsia="Times New Roman" w:hAnsi="Times New Roman" w:cs="Times New Roman"/>
-          <w:i/>
-          <w:iCs/>
-          <w:sz w:val="24"/>
-          <w:szCs w:val="24"/>
-          <w:lang w:eastAsia="en-GB"/>
-        </w:rPr>
-        <w:t>Image credit: Womack Machine Supply Co.</w:t>
-      </w:r>
     </w:p>
     <w:p>
       <w:pPr>
@@ -212,51 +203,7 @@
           <w:szCs w:val="24"/>
           <w:lang w:eastAsia="en-GB"/>
         </w:rPr>
-        <w:t xml:space="preserve">Recall from the triangular move profile discussion that distance </w:t>
-      </w:r>
-      <w:proofErr w:type="spellStart"/>
-      <w:r>
-        <w:rPr>
-          <w:rFonts w:ascii="Raleway" w:eastAsia="Times New Roman" w:hAnsi="Raleway" w:cs="Times New Roman"/>
-          <w:color w:val="666666"/>
-          <w:sz w:val="24"/>
-          <w:szCs w:val="24"/>
-          <w:lang w:eastAsia="en-GB"/>
-        </w:rPr>
-        <w:t>traveled</w:t>
-      </w:r>
-      <w:proofErr w:type="spellEnd"/>
-      <w:r>
-        <w:rPr>
-          <w:rFonts w:ascii="Raleway" w:eastAsia="Times New Roman" w:hAnsi="Raleway" w:cs="Times New Roman"/>
-          <w:color w:val="666666"/>
-          <w:sz w:val="24"/>
-          <w:szCs w:val="24"/>
-          <w:lang w:eastAsia="en-GB"/>
-        </w:rPr>
-        <w:t xml:space="preserve"> is equal to the area under the curve. The trapezoidal move profile can be treated as three curves, or segments: acceleration (triangle), constant velocity (rectangle), and deceleration (triangle). Therefore, the total distance </w:t>
-      </w:r>
-      <w:proofErr w:type="spellStart"/>
-      <w:r>
-        <w:rPr>
-          <w:rFonts w:ascii="Raleway" w:eastAsia="Times New Roman" w:hAnsi="Raleway" w:cs="Times New Roman"/>
-          <w:color w:val="666666"/>
-          <w:sz w:val="24"/>
-          <w:szCs w:val="24"/>
-          <w:lang w:eastAsia="en-GB"/>
-        </w:rPr>
-        <w:t>traveled</w:t>
-      </w:r>
-      <w:proofErr w:type="spellEnd"/>
-      <w:r>
-        <w:rPr>
-          <w:rFonts w:ascii="Raleway" w:eastAsia="Times New Roman" w:hAnsi="Raleway" w:cs="Times New Roman"/>
-          <w:color w:val="666666"/>
-          <w:sz w:val="24"/>
-          <w:szCs w:val="24"/>
-          <w:lang w:eastAsia="en-GB"/>
-        </w:rPr>
-        <w:t xml:space="preserve"> is the sum of the areas of the three curves:</w:t>
+        <w:t>Recall from the triangular move profile discussion that distance traveled is equal to the area under the curve. The trapezoidal move profile can be treated as three curves, or segments: acceleration (triangle), constant velocity (rectangle), and deceleration (triangle). Therefore, the total distance traveled is the sum of the areas of the three curves:</w:t>
       </w:r>
     </w:p>
     <w:p>
@@ -468,7 +415,6 @@
           <w:szCs w:val="24"/>
           <w:lang w:eastAsia="en-GB"/>
         </w:rPr>
-        <w:lastRenderedPageBreak/>
         <w:drawing>
           <wp:inline distT="0" distB="0" distL="0" distR="0" wp14:anchorId="364B6CD9" wp14:editId="20131F46">
             <wp:extent cx="3086100" cy="247650"/>
@@ -539,6 +485,7 @@
           <w:szCs w:val="24"/>
           <w:lang w:eastAsia="en-GB"/>
         </w:rPr>
+        <w:lastRenderedPageBreak/>
         <w:t>Rearranging gives us:</w:t>
       </w:r>
     </w:p>
@@ -654,18 +601,7 @@
           <w:szCs w:val="24"/>
           <w:lang w:eastAsia="en-GB"/>
         </w:rPr>
-        <w:t xml:space="preserve"> = </w:t>
-      </w:r>
-      <w:proofErr w:type="spellStart"/>
-      <w:r>
-        <w:rPr>
-          <w:rFonts w:ascii="Raleway" w:eastAsia="Times New Roman" w:hAnsi="Raleway" w:cs="Times New Roman"/>
-          <w:color w:val="666666"/>
-          <w:sz w:val="24"/>
-          <w:szCs w:val="24"/>
-          <w:lang w:eastAsia="en-GB"/>
-        </w:rPr>
-        <w:t>t</w:t>
+        <w:t> = t</w:t>
       </w:r>
       <w:r>
         <w:rPr>
@@ -678,7 +614,6 @@
         </w:rPr>
         <w:t>c</w:t>
       </w:r>
-      <w:proofErr w:type="spellEnd"/>
       <w:r>
         <w:rPr>
           <w:rFonts w:ascii="Raleway" w:eastAsia="Times New Roman" w:hAnsi="Raleway" w:cs="Times New Roman"/>
@@ -708,18 +643,7 @@
           <w:szCs w:val="24"/>
           <w:lang w:eastAsia="en-GB"/>
         </w:rPr>
-        <w:t xml:space="preserve">, and each segment equals 1/3 of the total time, </w:t>
-      </w:r>
-      <w:proofErr w:type="spellStart"/>
-      <w:r>
-        <w:rPr>
-          <w:rFonts w:ascii="Raleway" w:eastAsia="Times New Roman" w:hAnsi="Raleway" w:cs="Times New Roman"/>
-          <w:color w:val="666666"/>
-          <w:sz w:val="24"/>
-          <w:szCs w:val="24"/>
-          <w:lang w:eastAsia="en-GB"/>
-        </w:rPr>
-        <w:t>t</w:t>
+        <w:t>, and each segment equals 1/3 of the total time, t</w:t>
       </w:r>
       <w:r>
         <w:rPr>
@@ -732,7 +656,6 @@
         </w:rPr>
         <w:t>t</w:t>
       </w:r>
-      <w:proofErr w:type="spellEnd"/>
       <w:r>
         <w:rPr>
           <w:rFonts w:ascii="Raleway" w:eastAsia="Times New Roman" w:hAnsi="Raleway" w:cs="Times New Roman"/>
@@ -1158,23 +1081,7 @@
           <w:rFonts w:ascii="Raleway" w:hAnsi="Raleway"/>
           <w:color w:val="666666"/>
         </w:rPr>
-        <w:t xml:space="preserve">Because the middle segment (rectangle) is only for constant velocity (zero acceleration), the acceleration can be determined much the same way as for a triangular move profile. In this case, use either the left side triangle (for acceleration) or the </w:t>
-      </w:r>
-      <w:proofErr w:type="gramStart"/>
-      <w:r>
-        <w:rPr>
-          <w:rFonts w:ascii="Raleway" w:hAnsi="Raleway"/>
-          <w:color w:val="666666"/>
-        </w:rPr>
-        <w:t>right side</w:t>
-      </w:r>
-      <w:proofErr w:type="gramEnd"/>
-      <w:r>
-        <w:rPr>
-          <w:rFonts w:ascii="Raleway" w:hAnsi="Raleway"/>
-          <w:color w:val="666666"/>
-        </w:rPr>
-        <w:t xml:space="preserve"> triangle (for deceleration):</w:t>
+        <w:t>Because the middle segment (rectangle) is only for constant velocity (zero acceleration), the acceleration can be determined much the same way as for a triangular move profile. In this case, use either the left side triangle (for acceleration) or the right side triangle (for deceleration):</w:t>
       </w:r>
     </w:p>
     <w:p>
@@ -1258,15 +1165,7 @@
           <w:rFonts w:ascii="Raleway" w:hAnsi="Raleway"/>
           <w:color w:val="666666"/>
         </w:rPr>
-        <w:t xml:space="preserve">An equation based on distance and time can be derived if we substitute the </w:t>
-      </w:r>
-      <w:proofErr w:type="spellStart"/>
-      <w:r>
-        <w:rPr>
-          <w:rFonts w:ascii="Raleway" w:hAnsi="Raleway"/>
-          <w:color w:val="666666"/>
-        </w:rPr>
-        <w:t>v</w:t>
+        <w:t>An equation based on distance and time can be derived if we substitute the v</w:t>
       </w:r>
       <w:r>
         <w:rPr>
@@ -1278,7 +1177,6 @@
         </w:rPr>
         <w:t>max</w:t>
       </w:r>
-      <w:proofErr w:type="spellEnd"/>
       <w:r>
         <w:rPr>
           <w:rFonts w:ascii="Raleway" w:hAnsi="Raleway"/>
